--- a/bases/Wim_Du/projects/IMDEV-8927/Тестирование/Тестирование замеров во внешних обработках 8927.docx
+++ b/bases/Wim_Du/projects/IMDEV-8927/Тестирование/Тестирование замеров во внешних обработках 8927.docx
@@ -491,7 +491,8 @@
       </w:pPr>
       <w:r>
         <w:rPr>
-          <w:lang w:val="ru-RU"/>
+          <w:noProof/>
+          <w:lang w:val="ru-RU" w:eastAsia="ru-RU"/>
         </w:rPr>
         <w:drawing>
           <wp:inline distT="0" distB="0" distL="0" distR="0" wp14:anchorId="1F4529C2" wp14:editId="1F509209">
@@ -538,7 +539,8 @@
       </w:pPr>
       <w:r>
         <w:rPr>
-          <w:lang w:val="ru-RU"/>
+          <w:noProof/>
+          <w:lang w:val="ru-RU" w:eastAsia="ru-RU"/>
         </w:rPr>
         <w:drawing>
           <wp:inline distT="0" distB="0" distL="0" distR="0" wp14:anchorId="5A39048B" wp14:editId="368D8996">
@@ -585,7 +587,8 @@
       </w:pPr>
       <w:r>
         <w:rPr>
-          <w:lang w:val="ru-RU"/>
+          <w:noProof/>
+          <w:lang w:val="ru-RU" w:eastAsia="ru-RU"/>
         </w:rPr>
         <w:drawing>
           <wp:inline distT="0" distB="0" distL="0" distR="0" wp14:anchorId="093A4445" wp14:editId="52131FD1">
@@ -632,7 +635,8 @@
       </w:pPr>
       <w:r>
         <w:rPr>
-          <w:lang w:val="ru-RU"/>
+          <w:noProof/>
+          <w:lang w:val="ru-RU" w:eastAsia="ru-RU"/>
         </w:rPr>
         <w:drawing>
           <wp:inline distT="0" distB="0" distL="0" distR="0" wp14:anchorId="4C274647" wp14:editId="032B2D1B">
@@ -679,7 +683,8 @@
       </w:pPr>
       <w:r>
         <w:rPr>
-          <w:lang w:val="ru-RU"/>
+          <w:noProof/>
+          <w:lang w:val="ru-RU" w:eastAsia="ru-RU"/>
         </w:rPr>
         <w:drawing>
           <wp:inline distT="0" distB="0" distL="0" distR="0" wp14:anchorId="07C44A31" wp14:editId="42862BA7">
@@ -761,7 +766,8 @@
       </w:pPr>
       <w:r>
         <w:rPr>
-          <w:lang w:val="ru-RU"/>
+          <w:noProof/>
+          <w:lang w:val="ru-RU" w:eastAsia="ru-RU"/>
         </w:rPr>
         <w:drawing>
           <wp:inline distT="0" distB="0" distL="0" distR="0" wp14:anchorId="067AABF6" wp14:editId="49C8B55D">
@@ -808,7 +814,8 @@
       </w:pPr>
       <w:r>
         <w:rPr>
-          <w:lang w:val="ru-RU"/>
+          <w:noProof/>
+          <w:lang w:val="ru-RU" w:eastAsia="ru-RU"/>
         </w:rPr>
         <w:lastRenderedPageBreak/>
         <w:drawing>
@@ -891,7 +898,8 @@
       </w:pPr>
       <w:r>
         <w:rPr>
-          <w:lang w:val="ru-RU"/>
+          <w:noProof/>
+          <w:lang w:val="ru-RU" w:eastAsia="ru-RU"/>
         </w:rPr>
         <w:drawing>
           <wp:inline distT="0" distB="0" distL="0" distR="0" wp14:anchorId="2A506221" wp14:editId="57E44A11">
@@ -938,7 +946,8 @@
       </w:pPr>
       <w:r>
         <w:rPr>
-          <w:lang w:val="ru-RU"/>
+          <w:noProof/>
+          <w:lang w:val="ru-RU" w:eastAsia="ru-RU"/>
         </w:rPr>
         <w:drawing>
           <wp:inline distT="0" distB="0" distL="0" distR="0" wp14:anchorId="2396BF8E" wp14:editId="7202B4D7">
@@ -1020,7 +1029,8 @@
       </w:pPr>
       <w:r>
         <w:rPr>
-          <w:lang w:val="ru-RU"/>
+          <w:noProof/>
+          <w:lang w:val="ru-RU" w:eastAsia="ru-RU"/>
         </w:rPr>
         <w:drawing>
           <wp:inline distT="0" distB="0" distL="0" distR="0" wp14:anchorId="773DC2A7" wp14:editId="4309B907">
@@ -1067,7 +1077,8 @@
       </w:pPr>
       <w:r>
         <w:rPr>
-          <w:lang w:val="ru-RU"/>
+          <w:noProof/>
+          <w:lang w:val="ru-RU" w:eastAsia="ru-RU"/>
         </w:rPr>
         <w:drawing>
           <wp:inline distT="0" distB="0" distL="0" distR="0" wp14:anchorId="3AD9C524" wp14:editId="39873352">
@@ -1149,7 +1160,8 @@
       </w:pPr>
       <w:r>
         <w:rPr>
-          <w:lang w:val="ru-RU"/>
+          <w:noProof/>
+          <w:lang w:val="ru-RU" w:eastAsia="ru-RU"/>
         </w:rPr>
         <w:drawing>
           <wp:inline distT="0" distB="0" distL="0" distR="0" wp14:anchorId="2B3AD76B" wp14:editId="34ED88AC">
@@ -1196,7 +1208,8 @@
       </w:pPr>
       <w:r>
         <w:rPr>
-          <w:lang w:val="ru-RU"/>
+          <w:noProof/>
+          <w:lang w:val="ru-RU" w:eastAsia="ru-RU"/>
         </w:rPr>
         <w:lastRenderedPageBreak/>
         <w:drawing>
@@ -1279,7 +1292,8 @@
       </w:pPr>
       <w:r>
         <w:rPr>
-          <w:lang w:val="ru-RU"/>
+          <w:noProof/>
+          <w:lang w:val="ru-RU" w:eastAsia="ru-RU"/>
         </w:rPr>
         <w:drawing>
           <wp:inline distT="0" distB="0" distL="0" distR="0" wp14:anchorId="11F5CC2E" wp14:editId="34685C27">
@@ -1326,8 +1340,9 @@
       </w:pPr>
       <w:r>
         <w:rPr>
+          <w:noProof/>
           <w:color w:val="FF0000"/>
-          <w:lang w:val="ru-RU"/>
+          <w:lang w:val="ru-RU" w:eastAsia="ru-RU"/>
         </w:rPr>
         <w:drawing>
           <wp:inline distT="0" distB="0" distL="0" distR="0" wp14:anchorId="1E2A6735" wp14:editId="05C1F831">
@@ -1425,7 +1440,8 @@
       </w:pPr>
       <w:r>
         <w:rPr>
-          <w:lang w:val="ru-RU"/>
+          <w:noProof/>
+          <w:lang w:val="ru-RU" w:eastAsia="ru-RU"/>
         </w:rPr>
         <w:drawing>
           <wp:inline distT="0" distB="0" distL="0" distR="0" wp14:anchorId="4C845191" wp14:editId="116BDFE6">
@@ -1472,7 +1488,8 @@
       </w:pPr>
       <w:r>
         <w:rPr>
-          <w:lang w:val="ru-RU"/>
+          <w:noProof/>
+          <w:lang w:val="ru-RU" w:eastAsia="ru-RU"/>
         </w:rPr>
         <w:lastRenderedPageBreak/>
         <w:drawing>
@@ -1555,7 +1572,8 @@
       </w:pPr>
       <w:r>
         <w:rPr>
-          <w:lang w:val="ru-RU"/>
+          <w:noProof/>
+          <w:lang w:val="ru-RU" w:eastAsia="ru-RU"/>
         </w:rPr>
         <w:drawing>
           <wp:inline distT="0" distB="0" distL="0" distR="0" wp14:anchorId="75D68171" wp14:editId="1F95FC88">
@@ -1602,8 +1620,9 @@
       </w:pPr>
       <w:r>
         <w:rPr>
+          <w:noProof/>
           <w:color w:val="FF0000"/>
-          <w:lang w:val="ru-RU"/>
+          <w:lang w:val="ru-RU" w:eastAsia="ru-RU"/>
         </w:rPr>
         <w:drawing>
           <wp:inline distT="0" distB="0" distL="0" distR="0" wp14:anchorId="41CF0696" wp14:editId="0A8FECCB">
@@ -1648,6 +1667,267 @@
           <w:lang w:val="ru-RU"/>
         </w:rPr>
       </w:pPr>
+    </w:p>
+    <w:p>
+      <w:pPr>
+        <w:rPr>
+          <w:lang w:val="ru-RU"/>
+        </w:rPr>
+      </w:pPr>
+      <w:r>
+        <w:rPr>
+          <w:highlight w:val="yellow"/>
+          <w:lang w:val="ru-RU"/>
+        </w:rPr>
+        <w:t>====== ЧАСТЬ 2 ===================</w:t>
+      </w:r>
+    </w:p>
+    <w:p>
+      <w:pPr>
+        <w:rPr>
+          <w:lang w:val="ru-RU"/>
+        </w:rPr>
+      </w:pPr>
+    </w:p>
+    <w:p>
+      <w:pPr>
+        <w:rPr>
+          <w:lang w:val="ru-RU"/>
+        </w:rPr>
+      </w:pPr>
+      <w:r>
+        <w:rPr>
+          <w:highlight w:val="cyan"/>
+          <w:lang w:val="ru-RU"/>
+        </w:rPr>
+        <w:t>Обработка «</w:t>
+      </w:r>
+      <w:r>
+        <w:rPr>
+          <w:highlight w:val="cyan"/>
+          <w:lang w:val="ru-RU"/>
+        </w:rPr>
+        <w:t xml:space="preserve">Исполнение сделок </w:t>
+      </w:r>
+      <w:proofErr w:type="spellStart"/>
+      <w:r>
+        <w:rPr>
+          <w:highlight w:val="cyan"/>
+          <w:lang w:val="ru-RU"/>
+        </w:rPr>
+        <w:t>Т+n</w:t>
+      </w:r>
+      <w:proofErr w:type="spellEnd"/>
+      <w:r>
+        <w:rPr>
+          <w:highlight w:val="cyan"/>
+          <w:lang w:val="ru-RU"/>
+        </w:rPr>
+        <w:t xml:space="preserve"> ДУ1</w:t>
+      </w:r>
+      <w:r>
+        <w:rPr>
+          <w:highlight w:val="cyan"/>
+          <w:lang w:val="ru-RU"/>
+        </w:rPr>
+        <w:t>»</w:t>
+      </w:r>
+    </w:p>
+    <w:p>
+      <w:pPr>
+        <w:rPr>
+          <w:lang w:val="ru-RU"/>
+        </w:rPr>
+      </w:pPr>
+      <w:r>
+        <w:rPr>
+          <w:lang w:val="ru-RU"/>
+        </w:rPr>
+        <w:drawing>
+          <wp:inline distT="0" distB="0" distL="0" distR="0" wp14:anchorId="5ADF85DF" wp14:editId="37B427FA">
+            <wp:extent cx="6152515" cy="1310640"/>
+            <wp:effectExtent l="0" t="0" r="635" b="3810"/>
+            <wp:docPr id="27" name="Picture 27"/>
+            <wp:cNvGraphicFramePr>
+              <a:graphicFrameLocks xmlns:a="http://schemas.openxmlformats.org/drawingml/2006/main" noChangeAspect="1"/>
+            </wp:cNvGraphicFramePr>
+            <a:graphic xmlns:a="http://schemas.openxmlformats.org/drawingml/2006/main">
+              <a:graphicData uri="http://schemas.openxmlformats.org/drawingml/2006/picture">
+                <pic:pic xmlns:pic="http://schemas.openxmlformats.org/drawingml/2006/picture">
+                  <pic:nvPicPr>
+                    <pic:cNvPr id="1" name=""/>
+                    <pic:cNvPicPr/>
+                  </pic:nvPicPr>
+                  <pic:blipFill>
+                    <a:blip r:embed="rId30"/>
+                    <a:stretch>
+                      <a:fillRect/>
+                    </a:stretch>
+                  </pic:blipFill>
+                  <pic:spPr>
+                    <a:xfrm>
+                      <a:off x="0" y="0"/>
+                      <a:ext cx="6152515" cy="1310640"/>
+                    </a:xfrm>
+                    <a:prstGeom prst="rect">
+                      <a:avLst/>
+                    </a:prstGeom>
+                  </pic:spPr>
+                </pic:pic>
+              </a:graphicData>
+            </a:graphic>
+          </wp:inline>
+        </w:drawing>
+      </w:r>
+    </w:p>
+    <w:p>
+      <w:pPr>
+        <w:rPr>
+          <w:lang w:val="ru-RU"/>
+        </w:rPr>
+      </w:pPr>
+      <w:r>
+        <w:rPr>
+          <w:lang w:val="ru-RU"/>
+        </w:rPr>
+        <w:lastRenderedPageBreak/>
+        <w:drawing>
+          <wp:inline distT="0" distB="0" distL="0" distR="0" wp14:anchorId="56594DE6" wp14:editId="2C594F72">
+            <wp:extent cx="6152515" cy="1732915"/>
+            <wp:effectExtent l="0" t="0" r="635" b="635"/>
+            <wp:docPr id="28" name="Picture 28"/>
+            <wp:cNvGraphicFramePr>
+              <a:graphicFrameLocks xmlns:a="http://schemas.openxmlformats.org/drawingml/2006/main" noChangeAspect="1"/>
+            </wp:cNvGraphicFramePr>
+            <a:graphic xmlns:a="http://schemas.openxmlformats.org/drawingml/2006/main">
+              <a:graphicData uri="http://schemas.openxmlformats.org/drawingml/2006/picture">
+                <pic:pic xmlns:pic="http://schemas.openxmlformats.org/drawingml/2006/picture">
+                  <pic:nvPicPr>
+                    <pic:cNvPr id="1" name=""/>
+                    <pic:cNvPicPr/>
+                  </pic:nvPicPr>
+                  <pic:blipFill>
+                    <a:blip r:embed="rId31"/>
+                    <a:stretch>
+                      <a:fillRect/>
+                    </a:stretch>
+                  </pic:blipFill>
+                  <pic:spPr>
+                    <a:xfrm>
+                      <a:off x="0" y="0"/>
+                      <a:ext cx="6152515" cy="1732915"/>
+                    </a:xfrm>
+                    <a:prstGeom prst="rect">
+                      <a:avLst/>
+                    </a:prstGeom>
+                  </pic:spPr>
+                </pic:pic>
+              </a:graphicData>
+            </a:graphic>
+          </wp:inline>
+        </w:drawing>
+      </w:r>
+    </w:p>
+    <w:p>
+      <w:pPr>
+        <w:rPr>
+          <w:lang w:val="ru-RU"/>
+        </w:rPr>
+      </w:pPr>
+      <w:r>
+        <w:rPr>
+          <w:lang w:val="ru-RU"/>
+        </w:rPr>
+        <w:drawing>
+          <wp:inline distT="0" distB="0" distL="0" distR="0" wp14:anchorId="2CA7D6D6" wp14:editId="165D4066">
+            <wp:extent cx="6152515" cy="1685290"/>
+            <wp:effectExtent l="0" t="0" r="635" b="0"/>
+            <wp:docPr id="30" name="Picture 30"/>
+            <wp:cNvGraphicFramePr>
+              <a:graphicFrameLocks xmlns:a="http://schemas.openxmlformats.org/drawingml/2006/main" noChangeAspect="1"/>
+            </wp:cNvGraphicFramePr>
+            <a:graphic xmlns:a="http://schemas.openxmlformats.org/drawingml/2006/main">
+              <a:graphicData uri="http://schemas.openxmlformats.org/drawingml/2006/picture">
+                <pic:pic xmlns:pic="http://schemas.openxmlformats.org/drawingml/2006/picture">
+                  <pic:nvPicPr>
+                    <pic:cNvPr id="1" name=""/>
+                    <pic:cNvPicPr/>
+                  </pic:nvPicPr>
+                  <pic:blipFill>
+                    <a:blip r:embed="rId32"/>
+                    <a:stretch>
+                      <a:fillRect/>
+                    </a:stretch>
+                  </pic:blipFill>
+                  <pic:spPr>
+                    <a:xfrm>
+                      <a:off x="0" y="0"/>
+                      <a:ext cx="6152515" cy="1685290"/>
+                    </a:xfrm>
+                    <a:prstGeom prst="rect">
+                      <a:avLst/>
+                    </a:prstGeom>
+                  </pic:spPr>
+                </pic:pic>
+              </a:graphicData>
+            </a:graphic>
+          </wp:inline>
+        </w:drawing>
+      </w:r>
+    </w:p>
+    <w:p>
+      <w:pPr>
+        <w:rPr>
+          <w:lang w:val="ru-RU"/>
+        </w:rPr>
+      </w:pPr>
+      <w:r>
+        <w:rPr>
+          <w:lang w:val="ru-RU"/>
+        </w:rPr>
+        <w:drawing>
+          <wp:inline distT="0" distB="0" distL="0" distR="0" wp14:anchorId="1895D654" wp14:editId="19E9A2F9">
+            <wp:extent cx="6152515" cy="2094230"/>
+            <wp:effectExtent l="0" t="0" r="635" b="1270"/>
+            <wp:docPr id="29" name="Picture 29"/>
+            <wp:cNvGraphicFramePr>
+              <a:graphicFrameLocks xmlns:a="http://schemas.openxmlformats.org/drawingml/2006/main" noChangeAspect="1"/>
+            </wp:cNvGraphicFramePr>
+            <a:graphic xmlns:a="http://schemas.openxmlformats.org/drawingml/2006/main">
+              <a:graphicData uri="http://schemas.openxmlformats.org/drawingml/2006/picture">
+                <pic:pic xmlns:pic="http://schemas.openxmlformats.org/drawingml/2006/picture">
+                  <pic:nvPicPr>
+                    <pic:cNvPr id="1" name=""/>
+                    <pic:cNvPicPr/>
+                  </pic:nvPicPr>
+                  <pic:blipFill>
+                    <a:blip r:embed="rId33"/>
+                    <a:stretch>
+                      <a:fillRect/>
+                    </a:stretch>
+                  </pic:blipFill>
+                  <pic:spPr>
+                    <a:xfrm>
+                      <a:off x="0" y="0"/>
+                      <a:ext cx="6152515" cy="2094230"/>
+                    </a:xfrm>
+                    <a:prstGeom prst="rect">
+                      <a:avLst/>
+                    </a:prstGeom>
+                  </pic:spPr>
+                </pic:pic>
+              </a:graphicData>
+            </a:graphic>
+          </wp:inline>
+        </w:drawing>
+      </w:r>
+    </w:p>
+    <w:p>
+      <w:pPr>
+        <w:rPr>
+          <w:lang w:val="ru-RU"/>
+        </w:rPr>
+      </w:pPr>
       <w:bookmarkStart w:id="0" w:name="_GoBack"/>
       <w:bookmarkEnd w:id="0"/>
     </w:p>
@@ -1657,19 +1937,6 @@
           <w:lang w:val="ru-RU"/>
         </w:rPr>
       </w:pPr>
-      <w:r>
-        <w:rPr>
-          <w:lang w:val="ru-RU"/>
-        </w:rPr>
-        <w:t>====== ЧАСТЬ 2 ===================</w:t>
-      </w:r>
-    </w:p>
-    <w:p>
-      <w:pPr>
-        <w:rPr>
-          <w:lang w:val="ru-RU"/>
-        </w:rPr>
-      </w:pPr>
     </w:p>
     <w:p>
       <w:pPr>
@@ -1687,21 +1954,177 @@
         <w:rPr>
           <w:lang w:val="ru-RU"/>
         </w:rPr>
-        <w:t xml:space="preserve">Исполнение сделок </w:t>
+        <w:t>Пакетный отчет брокера ДУ_XML</w:t>
+      </w:r>
+      <w:r>
+        <w:rPr>
+          <w:lang w:val="ru-RU"/>
+        </w:rPr>
+        <w:t>»</w:t>
+      </w:r>
+    </w:p>
+    <w:p>
+      <w:pPr>
+        <w:rPr>
+          <w:lang w:val="ru-RU"/>
+        </w:rPr>
+      </w:pPr>
+    </w:p>
+    <w:p>
+      <w:pPr>
+        <w:rPr>
+          <w:lang w:val="ru-RU"/>
+        </w:rPr>
+      </w:pPr>
+    </w:p>
+    <w:p>
+      <w:pPr>
+        <w:rPr>
+          <w:lang w:val="ru-RU"/>
+        </w:rPr>
+      </w:pPr>
+      <w:r>
+        <w:rPr>
+          <w:lang w:val="ru-RU"/>
+        </w:rPr>
+        <w:t>Обработка «</w:t>
+      </w:r>
+      <w:r>
+        <w:rPr>
+          <w:lang w:val="ru-RU"/>
+        </w:rPr>
+        <w:t>Загрузка выписок</w:t>
+      </w:r>
+      <w:r>
+        <w:rPr>
+          <w:lang w:val="ru-RU"/>
+        </w:rPr>
+        <w:t>»</w:t>
+      </w:r>
+    </w:p>
+    <w:p>
+      <w:pPr>
+        <w:rPr>
+          <w:lang w:val="ru-RU"/>
+        </w:rPr>
+      </w:pPr>
+    </w:p>
+    <w:p>
+      <w:pPr>
+        <w:rPr>
+          <w:lang w:val="ru-RU"/>
+        </w:rPr>
+      </w:pPr>
+    </w:p>
+    <w:p>
+      <w:pPr>
+        <w:rPr>
+          <w:lang w:val="ru-RU"/>
+        </w:rPr>
+      </w:pPr>
+      <w:r>
+        <w:rPr>
+          <w:lang w:val="ru-RU"/>
+        </w:rPr>
+        <w:t>Обработка «</w:t>
+      </w:r>
+      <w:r>
+        <w:rPr>
+          <w:lang w:val="ru-RU"/>
+        </w:rPr>
+        <w:t>Распределение доходов по ценным бумагам</w:t>
+      </w:r>
+      <w:r>
+        <w:rPr>
+          <w:lang w:val="ru-RU"/>
+        </w:rPr>
+        <w:t>»</w:t>
+      </w:r>
+    </w:p>
+    <w:p>
+      <w:pPr>
+        <w:rPr>
+          <w:lang w:val="ru-RU"/>
+        </w:rPr>
+      </w:pPr>
+    </w:p>
+    <w:p>
+      <w:pPr>
+        <w:rPr>
+          <w:lang w:val="ru-RU"/>
+        </w:rPr>
+      </w:pPr>
+    </w:p>
+    <w:p>
+      <w:pPr>
+        <w:rPr>
+          <w:lang w:val="ru-RU"/>
+        </w:rPr>
+      </w:pPr>
+      <w:r>
+        <w:rPr>
+          <w:lang w:val="ru-RU"/>
+        </w:rPr>
+        <w:t>Обработка «</w:t>
+      </w:r>
+      <w:r>
+        <w:rPr>
+          <w:lang w:val="ru-RU"/>
+        </w:rPr>
+        <w:t>Синхронизация НСИ с ДО</w:t>
+      </w:r>
+      <w:r>
+        <w:rPr>
+          <w:lang w:val="ru-RU"/>
+        </w:rPr>
+        <w:t>»</w:t>
+      </w:r>
+    </w:p>
+    <w:p>
+      <w:pPr>
+        <w:rPr>
+          <w:lang w:val="ru-RU"/>
+        </w:rPr>
+      </w:pPr>
+    </w:p>
+    <w:p>
+      <w:pPr>
+        <w:rPr>
+          <w:lang w:val="ru-RU"/>
+        </w:rPr>
+      </w:pPr>
+    </w:p>
+    <w:p>
+      <w:pPr>
+        <w:rPr>
+          <w:lang w:val="ru-RU"/>
+        </w:rPr>
+      </w:pPr>
+      <w:r>
+        <w:rPr>
+          <w:lang w:val="ru-RU"/>
+        </w:rPr>
+        <w:t>Обработка «</w:t>
+      </w:r>
+      <w:r>
+        <w:rPr>
+          <w:lang w:val="ru-RU"/>
+        </w:rPr>
+        <w:t xml:space="preserve">Сверка </w:t>
       </w:r>
       <w:proofErr w:type="spellStart"/>
       <w:r>
         <w:rPr>
           <w:lang w:val="ru-RU"/>
         </w:rPr>
-        <w:t>Т+n</w:t>
+        <w:t>cделок</w:t>
       </w:r>
       <w:proofErr w:type="spellEnd"/>
       <w:r>
         <w:rPr>
           <w:lang w:val="ru-RU"/>
         </w:rPr>
-        <w:t xml:space="preserve"> ДУ1</w:t>
+        <w:t xml:space="preserve"> ДУ с отчетом брокера</w:t>
       </w:r>
       <w:r>
         <w:rPr>
@@ -1740,7 +2163,7 @@
         <w:rPr>
           <w:lang w:val="ru-RU"/>
         </w:rPr>
-        <w:t>Пакетный отчет брокера ДУ_XML</w:t>
+        <w:t>Расторжение договоров розничного ДУ</w:t>
       </w:r>
       <w:r>
         <w:rPr>
@@ -1779,7 +2202,7 @@
         <w:rPr>
           <w:lang w:val="ru-RU"/>
         </w:rPr>
-        <w:t>Загрузка выписок</w:t>
+        <w:t>Оплата КЗ по клиентам РДУ</w:t>
       </w:r>
       <w:r>
         <w:rPr>
@@ -1808,215 +2231,6 @@
           <w:lang w:val="ru-RU"/>
         </w:rPr>
       </w:pPr>
-      <w:r>
-        <w:rPr>
-          <w:lang w:val="ru-RU"/>
-        </w:rPr>
-        <w:t>Обработка «</w:t>
-      </w:r>
-      <w:r>
-        <w:rPr>
-          <w:lang w:val="ru-RU"/>
-        </w:rPr>
-        <w:t>Распределение доходов по ценным бумагам</w:t>
-      </w:r>
-      <w:r>
-        <w:rPr>
-          <w:lang w:val="ru-RU"/>
-        </w:rPr>
-        <w:t>»</w:t>
-      </w:r>
-    </w:p>
-    <w:p>
-      <w:pPr>
-        <w:rPr>
-          <w:lang w:val="ru-RU"/>
-        </w:rPr>
-      </w:pPr>
-    </w:p>
-    <w:p>
-      <w:pPr>
-        <w:rPr>
-          <w:lang w:val="ru-RU"/>
-        </w:rPr>
-      </w:pPr>
-    </w:p>
-    <w:p>
-      <w:pPr>
-        <w:rPr>
-          <w:lang w:val="ru-RU"/>
-        </w:rPr>
-      </w:pPr>
-      <w:r>
-        <w:rPr>
-          <w:lang w:val="ru-RU"/>
-        </w:rPr>
-        <w:t>Обработка «</w:t>
-      </w:r>
-      <w:r>
-        <w:rPr>
-          <w:lang w:val="ru-RU"/>
-        </w:rPr>
-        <w:t>Синхронизация НСИ с ДО</w:t>
-      </w:r>
-      <w:r>
-        <w:rPr>
-          <w:lang w:val="ru-RU"/>
-        </w:rPr>
-        <w:t>»</w:t>
-      </w:r>
-    </w:p>
-    <w:p>
-      <w:pPr>
-        <w:rPr>
-          <w:lang w:val="ru-RU"/>
-        </w:rPr>
-      </w:pPr>
-    </w:p>
-    <w:p>
-      <w:pPr>
-        <w:rPr>
-          <w:lang w:val="ru-RU"/>
-        </w:rPr>
-      </w:pPr>
-    </w:p>
-    <w:p>
-      <w:pPr>
-        <w:rPr>
-          <w:lang w:val="ru-RU"/>
-        </w:rPr>
-      </w:pPr>
-      <w:r>
-        <w:rPr>
-          <w:lang w:val="ru-RU"/>
-        </w:rPr>
-        <w:t>Обработка «</w:t>
-      </w:r>
-      <w:r>
-        <w:rPr>
-          <w:lang w:val="ru-RU"/>
-        </w:rPr>
-        <w:t xml:space="preserve">Сверка </w:t>
-      </w:r>
-      <w:proofErr w:type="spellStart"/>
-      <w:r>
-        <w:rPr>
-          <w:lang w:val="ru-RU"/>
-        </w:rPr>
-        <w:t>cделок</w:t>
-      </w:r>
-      <w:proofErr w:type="spellEnd"/>
-      <w:r>
-        <w:rPr>
-          <w:lang w:val="ru-RU"/>
-        </w:rPr>
-        <w:t xml:space="preserve"> ДУ с отчетом брокера</w:t>
-      </w:r>
-      <w:r>
-        <w:rPr>
-          <w:lang w:val="ru-RU"/>
-        </w:rPr>
-        <w:t>»</w:t>
-      </w:r>
-    </w:p>
-    <w:p>
-      <w:pPr>
-        <w:rPr>
-          <w:lang w:val="ru-RU"/>
-        </w:rPr>
-      </w:pPr>
-    </w:p>
-    <w:p>
-      <w:pPr>
-        <w:rPr>
-          <w:lang w:val="ru-RU"/>
-        </w:rPr>
-      </w:pPr>
-    </w:p>
-    <w:p>
-      <w:pPr>
-        <w:rPr>
-          <w:lang w:val="ru-RU"/>
-        </w:rPr>
-      </w:pPr>
-      <w:r>
-        <w:rPr>
-          <w:lang w:val="ru-RU"/>
-        </w:rPr>
-        <w:t>Обработка «</w:t>
-      </w:r>
-      <w:r>
-        <w:rPr>
-          <w:lang w:val="ru-RU"/>
-        </w:rPr>
-        <w:t>Расторжение договоров розничного ДУ</w:t>
-      </w:r>
-      <w:r>
-        <w:rPr>
-          <w:lang w:val="ru-RU"/>
-        </w:rPr>
-        <w:t>»</w:t>
-      </w:r>
-    </w:p>
-    <w:p>
-      <w:pPr>
-        <w:rPr>
-          <w:lang w:val="ru-RU"/>
-        </w:rPr>
-      </w:pPr>
-    </w:p>
-    <w:p>
-      <w:pPr>
-        <w:rPr>
-          <w:lang w:val="ru-RU"/>
-        </w:rPr>
-      </w:pPr>
-    </w:p>
-    <w:p>
-      <w:pPr>
-        <w:rPr>
-          <w:lang w:val="ru-RU"/>
-        </w:rPr>
-      </w:pPr>
-      <w:r>
-        <w:rPr>
-          <w:lang w:val="ru-RU"/>
-        </w:rPr>
-        <w:t>Обработка «</w:t>
-      </w:r>
-      <w:r>
-        <w:rPr>
-          <w:lang w:val="ru-RU"/>
-        </w:rPr>
-        <w:t>Оплата КЗ по клиентам РДУ</w:t>
-      </w:r>
-      <w:r>
-        <w:rPr>
-          <w:lang w:val="ru-RU"/>
-        </w:rPr>
-        <w:t>»</w:t>
-      </w:r>
-    </w:p>
-    <w:p>
-      <w:pPr>
-        <w:rPr>
-          <w:lang w:val="ru-RU"/>
-        </w:rPr>
-      </w:pPr>
-    </w:p>
-    <w:p>
-      <w:pPr>
-        <w:rPr>
-          <w:lang w:val="ru-RU"/>
-        </w:rPr>
-      </w:pPr>
-    </w:p>
-    <w:p>
-      <w:pPr>
-        <w:rPr>
-          <w:lang w:val="ru-RU"/>
-        </w:rPr>
-      </w:pPr>
     </w:p>
     <w:p>
       <w:pPr>
@@ -2047,7 +2261,8 @@
       </w:pPr>
       <w:r>
         <w:rPr>
-          <w:lang w:val="ru-RU"/>
+          <w:noProof/>
+          <w:lang w:val="ru-RU" w:eastAsia="ru-RU"/>
         </w:rPr>
         <w:drawing>
           <wp:inline distT="0" distB="0" distL="0" distR="0" wp14:anchorId="2497C8AB" wp14:editId="4E10CB6A">
@@ -2065,7 +2280,7 @@
                     <pic:cNvPicPr/>
                   </pic:nvPicPr>
                   <pic:blipFill>
-                    <a:blip r:embed="rId30"/>
+                    <a:blip r:embed="rId34"/>
                     <a:stretch>
                       <a:fillRect/>
                     </a:stretch>
